--- a/user_guides/individual_programs/pop_click_remover/Pop_Click_Remover_User_Guide.docx
+++ b/user_guides/individual_programs/pop_click_remover/Pop_Click_Remover_User_Guide.docx
@@ -48,6 +48,43 @@
     <w:p>
       <w:r>
         <w:t>The processor uses the shared Audio Suite supported formats, including MP3, FLAC, OGG, M4A, MP4, Opus, WAV, and AIFF variants. The directory must contain at least one supported file.</w:t>
+      </w:r>
+    </w:p>
+    <w:p>
+      <w:pPr>
+        <w:pStyle w:val="Heading1"/>
+      </w:pPr>
+      <w:r>
+        <w:t>System Requirements</w:t>
+      </w:r>
+    </w:p>
+    <w:p>
+      <w:r>
+        <w:t>This tool requires ffmpeg and ffprobe to be installed and on PATH. ffmpeg decodes and encodes the audio formats the suite reads and writes; ffprobe reads stream metadata (duration, codec, bitrate) for analysis tools. The suite shows a startup warning naming any missing binary and how to install it.</w:t>
+      </w:r>
+    </w:p>
+    <w:p>
+      <w:pPr>
+        <w:pStyle w:val="ListBullet"/>
+      </w:pPr>
+      <w:r>
+        <w:t>Windows: winget install Gyan.FFmpeg</w:t>
+      </w:r>
+    </w:p>
+    <w:p>
+      <w:pPr>
+        <w:pStyle w:val="ListBullet"/>
+      </w:pPr>
+      <w:r>
+        <w:t>macOS:   brew install ffmpeg</w:t>
+      </w:r>
+    </w:p>
+    <w:p>
+      <w:pPr>
+        <w:pStyle w:val="ListBullet"/>
+      </w:pPr>
+      <w:r>
+        <w:t>Linux:   sudo apt install ffmpeg</w:t>
       </w:r>
     </w:p>
     <w:p>

--- a/user_guides/individual_programs/pop_click_remover/Pop_Click_Remover_User_Guide.docx
+++ b/user_guides/individual_programs/pop_click_remover/Pop_Click_Remover_User_Guide.docx
@@ -363,7 +363,7 @@
         <w:t xml:space="preserve">Undo: </w:t>
       </w:r>
       <w:r>
-        <w:t>Live tag edits participate in the suite's tag-edit batch; keep backups for complete audio recovery.</w:t>
+        <w:t>Each live run is recorded in the suite's undo history with a full copy of every file before it was rewritten, so Undo Tag Edits restores the original audio byte for byte, along with the tags the file had at the time. Undo history is capped, so keep your own backups of masters you care about.</w:t>
       </w:r>
     </w:p>
     <w:p>
@@ -521,7 +521,7 @@
     </w:p>
     <w:p>
       <w:r>
-        <w:t>Run Dry Run first and audition representative repairs. Live Update replaces source files only after temporary export succeeds, but keep backups of important audio. Use available tag-edit undo snapshots for metadata recovery.</w:t>
+        <w:t>Run Dry Run first and audition representative repairs. Live Update replaces source files only after temporary export succeeds, but keep backups of important audio. Undo Tag Edits restores the pre-run file in full while the run is still in its capped history.</w:t>
       </w:r>
     </w:p>
     <w:sectPr>
